--- a/downloads/employee-monitoring-consent-form.docx
+++ b/downloads/employee-monitoring-consent-form.docx
@@ -7,7 +7,7 @@
         <w:pStyle w:val="Title"/>
       </w:pPr>
       <w:r>
-        <w:t>Employee Monitoring Acknowledgement Form</w:t>
+        <w:t>Employee Monitoring Acknowledgment Form</w:t>
       </w:r>
     </w:p>
     <w:p>
@@ -23,7 +23,7 @@
         <w:pStyle w:val="Heading1"/>
       </w:pPr>
       <w:r>
-        <w:t>1. Full notice and acknowledgement</w:t>
+        <w:t>1. Full notice and acknowledgment</w:t>
       </w:r>
     </w:p>
     <w:p>
@@ -137,7 +137,7 @@
     </w:p>
     <w:p>
       <w:r>
-        <w:t>Delaware (Del. Code tit. 19, 705) allows an electronic notice shown at least once each day the employee accesses employer provided email or internet, instead of a one-time signed acknowledgement. The banner must appear every day, not once at setup.</w:t>
+        <w:t>Delaware (Del. Code tit. 19, 705) allows an electronic notice shown at least once each day the employee accesses employer provided email or internet, instead of a one-time signed acknowledgment. The banner must appear every day, not once at setup.</w:t>
       </w:r>
     </w:p>
     <w:p>
@@ -158,7 +158,7 @@
     </w:p>
     <w:p>
       <w:r>
-        <w:t>Keep the signed acknowledgement, the version of the policy it refers to, and the date, for the length of employment plus your general personnel record retention period. For Delaware banners, keep the system log showing the banner was displayed.</w:t>
+        <w:t>Keep the signed acknowledgment, the version of the policy it refers to, and the date, for the length of employment plus your general personnel record retention period. For Delaware banners, keep the system log showing the banner was displayed.</w:t>
       </w:r>
     </w:p>
     <w:p>
